--- a/research/TRD-EHR/paper1-trd-prediction/parts/supplement/03-m2-eligibility-and-temporal-design.docx
+++ b/research/TRD-EHR/paper1-trd-prediction/parts/supplement/03-m2-eligibility-and-temporal-design.docx
@@ -332,7 +332,7 @@
         <w:pStyle w:val="BodyText"/>
       </w:pPr>
       <w:r>
-        <w:t xml:space="preserve">Upstream data preparation assembled, for each patient, all antidepressant medication orders beginning on or after the date of the first documented depression diagnosis. The earliest start date in that set defined the index date, one per patient. Among candidate index orders, 57.9% begin on the same date as the first recorded depression diagnosis.</w:t>
+        <w:t xml:space="preserve">Upstream data preparation assembled, for each patient, all antidepressant medication orders beginning on or after the date of the first documented depression diagnosis. The earliest start date in that set defined the index date, one per patient. In 25,645 of the 42,579 cohort patients (60.2%, 95% CI 59.8–60.7), the index prescription was written on the same day as the first recorded depression diagnosis.</w:t>
       </w:r>
     </w:p>
     <w:p>
@@ -340,7 +340,7 @@
         <w:pStyle w:val="BodyText"/>
       </w:pPr>
       <w:r>
-        <w:t xml:space="preserve">Index selection did not depend on subsequent dose, exposure duration, response, or switching. Post-index information was used to establish 365 days of follow-up and ascertain the outcome. Clinical content was restricted to the 730-day window ending on the index date. Total recorded pre-index history length (median 1,792 days) was retained separately as a duration variable, although clinical content outside the fixed window was not used.</w:t>
+        <w:t xml:space="preserve">The index was chosen without looking at anything after it, such as later dose, exposure duration, response, or switching. Post-index information was used to establish 365 days of follow-up and ascertain the outcome. Clinical content was restricted to the 730-day window ending on the index date. Total recorded pre-index history length (median 1,792 days) was retained separately as a duration variable, although clinical content outside the fixed window was not used.</w:t>
       </w:r>
     </w:p>
     <w:p>
